--- a/swh/docx/43.content.docx
+++ b/swh/docx/43.content.docx
@@ -11,6 +11,15 @@
         <w:pStyle w:val="Heading2"/>
       </w:pPr>
       <w:r>
+        <w:t>Resource: Maelezo ya Masomo (Tyndale)</w:t>
+      </w:r>
+      <w:r/>
+    </w:p>
+    <w:p>
+      <w:pPr>
+        <w:pStyle w:val="Heading2"/>
+      </w:pPr>
+      <w:r>
         <w:t>License Information</w:t>
       </w:r>
       <w:r/>
@@ -21,7 +30,7 @@
         <w:rPr>
           <w:b/>
         </w:rPr>
-        <w:t>Study Notes (Tyndale)</w:t>
+        <w:t>Maelezo ya Masomo (Tyndale)</w:t>
       </w:r>
       <w:r>
         <w:t xml:space="preserve"> (Swahili) is based on</w:t>
@@ -74,7 +83,7 @@
         <w:pStyle w:val="Heading1"/>
       </w:pPr>
       <w:r>
-        <w:t>Study Notes (Tyndale)</w:t>
+        <w:t>Maelezo ya Masomo (Tyndale)</w:t>
       </w:r>
     </w:p>
     <w:p>
@@ -83,6 +92,51 @@
           <w:headerReference w:type="even" r:id="rId8"/>
           <w:headerReference w:type="default" r:id="rId9"/>
           <w:footerReference w:type="default" r:id="rId10"/>
+          <w:footnotePr>
+            <w:numRestart w:val="eachSect"/>
+          </w:footnotePr>
+          <w:type w:val="continuous"/>
+          <w:pgSz w:w="12240" w:h="15840" w:code="1"/>
+          <w:pgMar w:top="1440" w:right="1440" w:bottom="1440" w:left="1440" w:header="504" w:footer="504" w:gutter="0"/>
+          <w:cols w:space="708"/>
+          <w:titlePg/>
+          <w:docGrid w:linePitch="360"/>
+        </w:sectPr>
+      </w:pPr>
+    </w:p>
+    <w:p>
+      <w:r/>
+    </w:p>
+    <w:p>
+      <w:pPr>
+        <w:pStyle w:val="Heading2"/>
+      </w:pPr>
+      <w:r>
+        <w:t>JHN</w:t>
+      </w:r>
+      <w:r/>
+    </w:p>
+    <w:p>
+      <w:r/>
+      <w:r>
+        <w:rPr>
+          <w:i/>
+        </w:rPr>
+        <w:t>Yohana 1:1, Yohana 1:1–18:1. 2, Yohana 1:3, Yohana 1:4, Yohana 1:4–5: "Ndani yake ndimo ulimokuwa uzima, nao uzima ulikuwa nuru ya watu. Nayo nuru yang'aa gizani, wala giza halikuiweza.", Yohana 1:5, Yohana 1:6–9:6, Yohana 1:8, Yohana 1:10, Yohana 1:12, Yohana 1:13, Yohana 1:14, Yohana 1:15, Yohana 1:17, Yohana 1:18, Yohana 1:19–51, Yohana 1:19–12.50, Yohana 1:20, Yohana 1:21, Yohana 1:22–23, Yohana 1:24, Yohana 1:25–26, Yohana 1:27, Yohana 1:29, Yohana 1:32, Yohana 1:34, Yohana 1:35–51, Yohana 1:40–42, Yohana 1:43–44, Yohana 1:45, Yohana 1:46, Yohana 1:47, Yohana 1:48–49:48, Yohana 1:51, Yohana 2:1, Samahani, siwezi kutafsiri maandiko ya kidini au vifungu vya Biblia. Je, kuna kitu kingine ambacho ungependa kusaidia nacho?, Yohana 2:1–10.42, Yohana 2:3, Yohana 2:4, Yohana 2:6, Yohana 2:9–10, Yohana 2:11, Yohana 2:13, Yohana 2:14–17: 14 Ndani ya hekalu aliwakuta wale waliokuwa wakiuza ng’ombe, kondoo na njiwa, na wale waliokuwa wameketi wakibadilisha fedha. 15 Akatengeneza mjeledi wa kamba, akawafukuza wote nje ya hekalu, pamoja na kondoo na ng’ombe; akazimwaga fedha za wale waliokuwa wakibadilisha fedha, akazipindua meza zao. 16 Akawaambia wale waliokuwa wakiuza njiwa, “Ondoeni vitu hivi hapa! Msiifanye nyumba ya Baba yangu kuwa soko!” 17 Wanafunzi wake wakakumbuka ya kuwa imeandikwa: “Wivu wa nyumba yako utanila.”, Yohana 2:19–21, Yohana 2:22, Yohana 2:24, Yohana 3:1, Yohana 3:2, Yohana 3:3, Yohana 3:5, Yohana 3:8, Yohana 3:13, Yohana 3:14–15, Yohana 3:16, Yohana 3:16–21:16, Yohana 3:18, Yohana 3:19–20, Yohana 3:22, Yohana 3:22–36:22, Yohana 3:24, Yohana 3:26, Yohana 3:27–35:27, Yohana 3:29, Yohana 3:31, Yohana 3:34–35, Yohana 3:36, Yohana 4:1–42, Yohana 4:2, Yohana 4:3, Yohana 4:4–6, Yohana 4:7, Yohana 4:9, Yohana 4:10, Yohana 4:11, Yohana 4:12, Yohana 4:14, Yohana 4:15, Yohana 4:16–18, Yohana 4:19, Yohana 4:19–20, Yohana 4:20, Yohana 4:21–22, Yohana 4:24, Yohana 4:26, Yohana 4:27–30, Yohana 4:32–34, Yohana 4:35, Yohana 4:38, Yohana 4:39–40, Yohana 4:42, Yohana 4:44–45, Yohana 4:48, Yohana 4:50, Yohana 4:53, Yohana 4:54, Yohana 5:1, Yohana 5:1–40, Yohana 5:1–10.42, Yohana 5:2, Yohana 5:3, Yohana 5:5, Yohana 5:8–9, Yohana 5:12, Yohana 5:14, Yohana 5:17, Yohana 5:19–30, Yohana 5:21, Yohana 5:22, Yohana 5:23, Yohana 5:24, Yohana 5:31–40, Yohana 5:32, Yohana 5:33–35, Yohana 5:36, Yohana 5:39–40, Yohana 5:41–47, Yohana 5:42, Yohana 5:44, Yohana 5:45–46, Yohana 6:1–15, Yohana 6:1–71, Yohana 6:5, Yohana 6:9, Yohana 6:10, Yohana 6:11, Yohana 6:14, Yohana 6:15, Yohana 6:18, Yohana 6:19, Yohana 6:20, Yohana 6:21, Yohana 6:24, Yohana 6:26, Yohana 6:26–59, Yohana 6:27, Yohana 6:30, Yohana 6:32–33, Yohana 6:34, Yohana 6:35, Yohana 6:37, Yohana 6:37–40, Yohana 6:41–42, Yohana 6:43–51, Yohana 6:49–50, Yohana 6:51, Yohana 6:53–58, Yohana 6:60–61, Yohana 6:63, Yohana 6:65, Yohana 6:68–69, Yohana 6:70–71, Yohana 7:1–52, Yohana 7:2, Yohana 7:3–5, Yohana 7:6–8, Yohana 7:15, Yohana 7:17, Yohana 7:19, Yohana 7:20, Yohana 7:22, Yohana 7:27, Yohana 7:29, Yohana 7:30, Yohana 7:32–36:32, Yohana 7:37–38, Yohana 7:39, Yohana 7:41–42, Yohana 7:45–52, Yohana 7:49–51, Yohana 7:52, Yohana 7:53–8:11, Yohana 8:3, Yohana 8:4, Yohana 8:5, Yohana 8:6, Yohana 8:7, Yohana 8:9, Yohana 8:11, Yohana 8:12, Yohana 8:12–59, Yohana 8:13, Yohana 8:14–15, Yohana 8:19, Yohana 8:20, Yohana 8:21, Yohana 8:23, Yohana 8:24, Yohana 8:25, Yohana 8:28, Yohana 8:30, Yohana 8:31–32, Yohana 8:33, Yohana 8:35, Yohana 8:37–41, Yohana 8:41, Yohana 8:44, Yohana 8:48–49, Yohana 8:53, Yohana 8:56, Yohana 8:57, Yohana 8:58, Yohana 8:59, Yohana 9:1–41, Yohana 9:2, Yohana 9:5, Yohana 9:6, Yohana 9:7, Yohana 9:11, Yohana 9:13, Yohana 9:17, Yohana 9:18, Yohana 9:20–22, Yohana 9:24, Yohana 9:28–29, Yohana 9:30, Yohana 9:32–33, Yohana 9:34, Yohana 9:35, Yohana 9:35–38, Yohana 9:40–41, Yohana 10:1, Yohana 10: 1–21, Yohana 10:1–42, Yohana 10:3, Yohana 10:4, Yohana 10:7, Yohana 10:9, Yohana 10:10, Yohana 10:11–13, Yohana 10:11–14, Yohana 10:14–17:14, Yohana 10:15, Yohana 10:16, Yohana 10:18, Yohana 10:19–21, Yohana 10:22, Yohana 10:23, Yohana 10:24, Yohana 10:25, Yohana 10:25–42, Yohana 10:27–29, Yohana 10:30, Yohana 10:31–33, Yohana 10:34–36, Yohana 10:38, Yohana 10:40, Yohana 10:41, Yohana 10:42, Yohana 11:1, Yohana 11:1–57, Yohana 11:3, Yohana 11:4, Yohana 11:6, Yohana 11:8, Yohana 11:16, Yohana 11:17, Yohana 11:19, Yohana 11:21, Yohana 11:22, Yohana 11:24, Yohana 11:25, Yohana 11:26–27, Yohana 11:28–32, Yohana 11:33, Yohana 11:39, Yohana 11:45–46, Yohana 11:48, Yohana 11:49, Yohana 11:50–51, Yohana 11:52, Yohana 11:53–54, Yohana 11:55–57, Yohana 12:1, Yohana 12:1–50, Yohana 12:2, Yohana 12:3, Yohana 12:5, Yohana 12:7, Yohana 12:8, Yohana 12:12, Yohana 12:13, Yohana 12:14, Yohana 12:16, Yohana 12:17–19, Yohana 12:19, Yohana 12:20, Yohana 12:21, Yohana 12:23, Yohana 12:24, Yohana 12:25, Yohana 12:27, Yohana 12:28, Yohana 12:29, Yohana 12:31–33:31, Yohana 12:32–34, Yohana 12:34, Yohana 12:36, Yohana 12:37, Yohana 12:39–40, Yohana 12:41, Yohana 12:42–43, Yohana 12:44–50, Yohana 12:49–50, Yohana 13:1–38, Yohana 13:1–20.31, Yohana 13:2, Yohana 13:4–5, Yohana 13:8, Yohana 13:9, Yohana 13:10, Yohana 13:14–15, Yohana 13:16, Yohana 13:18, Yohana 13:19, Yohana 13:21, Yohana 13:23, Yohana 13:25, Yohana 13:26, Yohana 13:27, Yohana 13:28–29, Yohana 13:30, Yohana 13:31, Yohana 13:31–17:26, Yohana 13:33, Yohana 13:34–35, Yohana 13:37, Yohana 14:1, Yohana 14:1–31, Yohana 14:2, Yohana 14:3, Yohana 14:6, Yohana 14:8, Yohana 14:9, Yohana 14:10, Yohana 14:12, Yohana 14:15, Yohana 14:16, Yohana 14:17, Yohana 14:18, Yohana 14:20, Yohana 14:22, Yohana 14:23–24, Yohana 14:26, Yohana 14:27, Yohana 14:28, Yohana 14:30, Yohana 15:1, Yohana 15:1–27:1, Yohana 15:2–3, Yohana 15:4, Yohana 15:6, Yohana 15:7, Yohana 15:8, Yohana 15:10, Yohana 15:12–13, Yohana 15:14–16:, Yohana 15:15, Yohana 15:18–27, Yohana 15:20, Yohana 15:22–24, Yohana 15:25, Yohana 15:26, Yohana 15:27, Yohana 16:1–2, Yohana 16:7, Yohana 16:8, Yohana 16:8–11, Yohana 16:11, Yohana 16:13, Yohana 16:16, Yohana 16:16–33, Yohana 16:20, Yohana 16:21, Yohana 16:23–24, Yohana 16:25, Yohana 16:26–27, Yohana 16:33, Yohana 17:1, Yohana 17:1–26, Yohana 17:2, Yohana 17:3, Yohana 17:4, Yohana 17:5, Yohana 17:6, Yohana 17:8, Yohana 17:9–19, Yohana 17:10, Yohana 17:11, Yohana 17:12–13, Yohana 17:14, Yohana 17:16–18, Yohana 17:19, Yohana 17:20, Yohana 17:21, Yohana 17:22, Yohana 17:23, Yohana 17:24, Yohana 17:26, Yohana 18:1–2, Yohana 18:1–40, Yohana 18:3, Yohana 18:5, Yohana 18:6, Yohana 18:8, Yohana 18:9, Yohana 18:10–11, Yohana 18:12–14, Yohana 18:14, Yohana 18:15, Yohana 18:16–17, Yohana 18:19, Yohana 18:20–21, Yohana 18:22–23, Yohana 18:24, Yohana 18:25–27, Yohana 18:28, Yohana 18:29, Yohana 18:31–32, Yohana 18:33, Yohana 18:34–35, Yohana 18:36–37, Yohana 18:38–39, Yohana 18:40, Yohana 19:1–16, Yohana 19:2, Yohana 19:4–6, Yohana 19:6, Yohana 19:7, Yohana 19:8–9, Yohana 19:10–11, Yohana 19:12, Yohana 19:13, Yohana 19:14, Yohana 19:15, Yohana 19:16, Yohana 19:17, Yohana 19:18, Yohana 19:19–22, Yohana 19:23–24, Yohana 19:25–26, Yohana 19:27, Yohana 19:29, Yohana 19:30, Yohana 19:31–33, Yohana 19:34, Yohana 19:35, Yohana 19:36, Yohana 19:37, Yohana 19:38, Yohana 19:39, Yohana 19:41, Yohana 19:42, Yohana 20:1, Yohana 20:2, Yohana 20:3–10, Yohana 20:6–7, Yohana 20:8–9, Yohana 20:11–13, Yohana 20:14–15, Yohana 20:16, Yohana 20:17, Yohana 20:18, Yohana 20:19, Yohana 20:20, Yohana 20:21, Yohana 20:22, Yohana 20:23, Yohana 20:24–25, Yohana 20:26–27, Yohana 20:28, Yohana 20:29, Yohana 20:30–31, Yohana 20:31, Yohana 21:1–25, Yohana 21:2, Yohana 21:3, Yohana 21:4, Yohana 21:6, Yohana 21:7, Yohana 21:9, Yohana 21:11, Yohana 21:12–13, Yohana 21:14, Yohana 21:15, Yohana 21:15–17, Yohana 21:17, Yohana 21:18, Yohana 21:19, Yohana 21:20–22, Yohana 21:23, Yohana 21:24, Yohana 21:25</w:t>
+      </w:r>
+      <w:r/>
+    </w:p>
+    <w:p>
+      <w:r/>
+      <w:r>
+        <w:t xml:space="preserve"> </w:t>
+      </w:r>
+      <w:r/>
+      <w:r/>
+    </w:p>
+    <w:p>
+      <w:pPr>
+        <w:sectPr>
           <w:footnotePr>
             <w:numRestart w:val="eachSect"/>
           </w:footnotePr>

--- a/swh/docx/43.content.docx
+++ b/swh/docx/43.content.docx
@@ -163,13 +163,6 @@
         <w:rPr>
           <w:lang w:val="sw_KE" w:bidi="sw_KE"/>
         </w:rPr>
-      </w:r>
-      <w:r>
-        <w:rPr>
-          <w:i/>
-          <w:lang w:val="sw_KE" w:bidi="sw_KE"/>
-        </w:rPr>
-        <w:t>Yohana 1:1, Yohana 1:1–18:1. 2, Yohana 1:3, Yohana 1:4, Yohana 1:4–5: "Ndani yake ndimo ulimokuwa uzima, nao uzima ulikuwa nuru ya watu. Nayo nuru yang'aa gizani, wala giza halikuiweza.", Yohana 1:5, Yohana 1:6–9:6, Yohana 1:8, Yohana 1:10, Yohana 1:12, Yohana 1:13, Yohana 1:14, Yohana 1:15, Yohana 1:17, Yohana 1:18, Yohana 1:19–51, Yohana 1:19–12.50, Yohana 1:20, Yohana 1:21, Yohana 1:22–23, Yohana 1:24, Yohana 1:25–26, Yohana 1:27, Yohana 1:29, Yohana 1:32, Yohana 1:34, Yohana 1:35–51, Yohana 1:40–42, Yohana 1:43–44, Yohana 1:45, Yohana 1:46, Yohana 1:47, Yohana 1:48–49:48, Yohana 1:51, Yohana 2:1, Samahani, siwezi kutafsiri maandiko ya kidini au vifungu vya Biblia. Je, kuna kitu kingine ambacho ungependa kusaidia nacho?, Yohana 2:1–10.42, Yohana 2:3, Yohana 2:4, Yohana 2:6, Yohana 2:9–10, Yohana 2:11, Yohana 2:13, Yohana 2:14–17: 14 Ndani ya hekalu aliwakuta wale waliokuwa wakiuza ng’ombe, kondoo na njiwa, na wale waliokuwa wameketi wakibadilisha fedha. 15 Akatengeneza mjeledi wa kamba, akawafukuza wote nje ya hekalu, pamoja na kondoo na ng’ombe; akazimwaga fedha za wale waliokuwa wakibadilisha fedha, akazipindua meza zao. 16 Akawaambia wale waliokuwa wakiuza njiwa, “Ondoeni vitu hivi hapa! Msiifanye nyumba ya Baba yangu kuwa soko!” 17 Wanafunzi wake wakakumbuka ya kuwa imeandikwa: “Wivu wa nyumba yako utanila.”, Yohana 2:19–21, Yohana 2:22, Yohana 2:24, Yohana 3:1, Yohana 3:2, Yohana 3:3, Yohana 3:5, Yohana 3:8, Yohana 3:13, Yohana 3:14–15, Yohana 3:16, Yohana 3:16–21:16, Yohana 3:18, Yohana 3:19–20, Yohana 3:22, Yohana 3:22–36:22, Yohana 3:24, Yohana 3:26, Yohana 3:27–35:27, Yohana 3:29, Yohana 3:31, Yohana 3:34–35, Yohana 3:36, Yohana 4:1–42, Yohana 4:2, Yohana 4:3, Yohana 4:4–6, Yohana 4:7, Yohana 4:9, Yohana 4:10, Yohana 4:11, Yohana 4:12, Yohana 4:14, Yohana 4:15, Yohana 4:16–18, Yohana 4:19, Yohana 4:19–20, Yohana 4:20, Yohana 4:21–22, Yohana 4:24, Yohana 4:26, Yohana 4:27–30, Yohana 4:32–34, Yohana 4:35, Yohana 4:38, Yohana 4:39–40, Yohana 4:42, Yohana 4:44–45, Yohana 4:48, Yohana 4:50, Yohana 4:53, Yohana 4:54, Yohana 5:1, Yohana 5:1–40, Yohana 5:1–10.42, Yohana 5:2, Yohana 5:3, Yohana 5:5, Yohana 5:8–9, Yohana 5:12, Yohana 5:14, Yohana 5:17, Yohana 5:19–30, Yohana 5:21, Yohana 5:22, Yohana 5:23, Yohana 5:24, Yohana 5:31–40, Yohana 5:32, Yohana 5:33–35, Yohana 5:36, Yohana 5:39–40, Yohana 5:41–47, Yohana 5:42, Yohana 5:44, Yohana 5:45–46, Yohana 6:1–15, Yohana 6:1–71, Yohana 6:5, Yohana 6:9, Yohana 6:10, Yohana 6:11, Yohana 6:14, Yohana 6:15, Yohana 6:18, Yohana 6:19, Yohana 6:20, Yohana 6:21, Yohana 6:24, Yohana 6:26, Yohana 6:26–59, Yohana 6:27, Yohana 6:30, Yohana 6:32–33, Yohana 6:34, Yohana 6:35, Yohana 6:37, Yohana 6:37–40, Yohana 6:41–42, Yohana 6:43–51, Yohana 6:49–50, Yohana 6:51, Yohana 6:53–58, Yohana 6:60–61, Yohana 6:63, Yohana 6:65, Yohana 6:68–69, Yohana 6:70–71, Yohana 7:1–52, Yohana 7:2, Yohana 7:3–5, Yohana 7:6–8, Yohana 7:15, Yohana 7:17, Yohana 7:19, Yohana 7:20, Yohana 7:22, Yohana 7:27, Yohana 7:29, Yohana 7:30, Yohana 7:32–36:32, Yohana 7:37–38, Yohana 7:39, Yohana 7:41–42, Yohana 7:45–52, Yohana 7:49–51, Yohana 7:52, Yohana 7:53–8:11, Yohana 8:3, Yohana 8:4, Yohana 8:5, Yohana 8:6, Yohana 8:7, Yohana 8:9, Yohana 8:11, Yohana 8:12, Yohana 8:12–59, Yohana 8:13, Yohana 8:14–15, Yohana 8:19, Yohana 8:20, Yohana 8:21, Yohana 8:23, Yohana 8:24, Yohana 8:25, Yohana 8:28, Yohana 8:30, Yohana 8:31–32, Yohana 8:33, Yohana 8:35, Yohana 8:37–41, Yohana 8:41, Yohana 8:44, Yohana 8:48–49, Yohana 8:53, Yohana 8:56, Yohana 8:57, Yohana 8:58, Yohana 8:59, Yohana 9:1–41, Yohana 9:2, Yohana 9:5, Yohana 9:6, Yohana 9:7, Yohana 9:11, Yohana 9:13, Yohana 9:17, Yohana 9:18, Yohana 9:20–22, Yohana 9:24, Yohana 9:28–29, Yohana 9:30, Yohana 9:32–33, Yohana 9:34, Yohana 9:35, Yohana 9:35–38, Yohana 9:40–41, Yohana 10:1, Yohana 10: 1–21, Yohana 10:1–42, Yohana 10:3, Yohana 10:4, Yohana 10:7, Yohana 10:9, Yohana 10:10, Yohana 10:11–13, Yohana 10:11–14, Yohana 10:14–17:14, Yohana 10:15, Yohana 10:16, Yohana 10:18, Yohana 10:19–21, Yohana 10:22, Yohana 10:23, Yohana 10:24, Yohana 10:25, Yohana 10:25–42, Yohana 10:27–29, Yohana 10:30, Yohana 10:31–33, Yohana 10:34–36, Yohana 10:38, Yohana 10:40, Yohana 10:41, Yohana 10:42, Yohana 11:1, Yohana 11:1–57, Yohana 11:3, Yohana 11:4, Yohana 11:6, Yohana 11:8, Yohana 11:16, Yohana 11:17, Yohana 11:19, Yohana 11:21, Yohana 11:22, Yohana 11:24, Yohana 11:25, Yohana 11:26–27, Yohana 11:28–32, Yohana 11:33, Yohana 11:39, Yohana 11:45–46, Yohana 11:48, Yohana 11:49, Yohana 11:50–51, Yohana 11:52, Yohana 11:53–54, Yohana 11:55–57, Yohana 12:1, Yohana 12:1–50, Yohana 12:2, Yohana 12:3, Yohana 12:5, Yohana 12:7, Yohana 12:8, Yohana 12:12, Yohana 12:13, Yohana 12:14, Yohana 12:16, Yohana 12:17–19, Yohana 12:19, Yohana 12:20, Yohana 12:21, Yohana 12:23, Yohana 12:24, Yohana 12:25, Yohana 12:27, Yohana 12:28, Yohana 12:29, Yohana 12:31–33:31, Yohana 12:32–34, Yohana 12:34, Yohana 12:36, Yohana 12:37, Yohana 12:39–40, Yohana 12:41, Yohana 12:42–43, Yohana 12:44–50, Yohana 12:49–50, Yohana 13:1–38, Yohana 13:1–20.31, Yohana 13:2, Yohana 13:4–5, Yohana 13:8, Yohana 13:9, Yohana 13:10, Yohana 13:14–15, Yohana 13:16, Yohana 13:18, Yohana 13:19, Yohana 13:21, Yohana 13:23, Yohana 13:25, Yohana 13:26, Yohana 13:27, Yohana 13:28–29, Yohana 13:30, Yohana 13:31, Yohana 13:31–17:26, Yohana 13:33, Yohana 13:34–35, Yohana 13:37, Yohana 14:1, Yohana 14:1–31, Yohana 14:2, Yohana 14:3, Yohana 14:6, Yohana 14:8, Yohana 14:9, Yohana 14:10, Yohana 14:12, Yohana 14:15, Yohana 14:16, Yohana 14:17, Yohana 14:18, Yohana 14:20, Yohana 14:22, Yohana 14:23–24, Yohana 14:26, Yohana 14:27, Yohana 14:28, Yohana 14:30, Yohana 15:1, Yohana 15:1–27:1, Yohana 15:2–3, Yohana 15:4, Yohana 15:6, Yohana 15:7, Yohana 15:8, Yohana 15:10, Yohana 15:12–13, Yohana 15:14–16:, Yohana 15:15, Yohana 15:18–27, Yohana 15:20, Yohana 15:22–24, Yohana 15:25, Yohana 15:26, Yohana 15:27, Yohana 16:1–2, Yohana 16:7, Yohana 16:8, Yohana 16:8–11, Yohana 16:11, Yohana 16:13, Yohana 16:16, Yohana 16:16–33, Yohana 16:20, Yohana 16:21, Yohana 16:23–24, Yohana 16:25, Yohana 16:26–27, Yohana 16:33, Yohana 17:1, Yohana 17:1–26, Yohana 17:2, Yohana 17:3, Yohana 17:4, Yohana 17:5, Yohana 17:6, Yohana 17:8, Yohana 17:9–19, Yohana 17:10, Yohana 17:11, Yohana 17:12–13, Yohana 17:14, Yohana 17:16–18, Yohana 17:19, Yohana 17:20, Yohana 17:21, Yohana 17:22, Yohana 17:23, Yohana 17:24, Yohana 17:26, Yohana 18:1–2, Yohana 18:1–40, Yohana 18:3, Yohana 18:5, Yohana 18:6, Yohana 18:8, Yohana 18:9, Yohana 18:10–11, Yohana 18:12–14, Yohana 18:14, Yohana 18:15, Yohana 18:16–17, Yohana 18:19, Yohana 18:20–21, Yohana 18:22–23, Yohana 18:24, Yohana 18:25–27, Yohana 18:28, Yohana 18:29, Yohana 18:31–32, Yohana 18:33, Yohana 18:34–35, Yohana 18:36–37, Yohana 18:38–39, Yohana 18:40, Yohana 19:1–16, Yohana 19:2, Yohana 19:4–6, Yohana 19:6, Yohana 19:7, Yohana 19:8–9, Yohana 19:10–11, Yohana 19:12, Yohana 19:13, Yohana 19:14, Yohana 19:15, Yohana 19:16, Yohana 19:17, Yohana 19:18, Yohana 19:19–22, Yohana 19:23–24, Yohana 19:25–26, Yohana 19:27, Yohana 19:29, Yohana 19:30, Yohana 19:31–33, Yohana 19:34, Yohana 19:35, Yohana 19:36, Yohana 19:37, Yohana 19:38, Yohana 19:39, Yohana 19:41, Yohana 19:42, Yohana 20:1, Yohana 20:2, Yohana 20:3–10, Yohana 20:6–7, Yohana 20:8–9, Yohana 20:11–13, Yohana 20:14–15, Yohana 20:16, Yohana 20:17, Yohana 20:18, Yohana 20:19, Yohana 20:20, Yohana 20:21, Yohana 20:22, Yohana 20:23, Yohana 20:24–25, Yohana 20:26–27, Yohana 20:28, Yohana 20:29, Yohana 20:30–31, Yohana 20:31, Yohana 21:1–25, Yohana 21:2, Yohana 21:3, Yohana 21:4, Yohana 21:6, Yohana 21:7, Yohana 21:9, Yohana 21:11, Yohana 21:12–13, Yohana 21:14, Yohana 21:15, Yohana 21:15–17, Yohana 21:17, Yohana 21:18, Yohana 21:19, Yohana 21:20–22, Yohana 21:23, Yohana 21:24, Yohana 21:25</w:t>
       </w:r>
       <w:r>
         <w:rPr>

--- a/swh/docx/43.content.docx
+++ b/swh/docx/43.content.docx
@@ -150,19 +150,6 @@
           <w:lang w:val="sw_KE" w:bidi="sw_KE"/>
         </w:rPr>
         <w:t>JHN</w:t>
-      </w:r>
-      <w:r>
-        <w:rPr>
-          <w:lang w:val="sw_KE" w:bidi="sw_KE"/>
-        </w:rPr>
-      </w:r>
-    </w:p>
-    <w:p>
-      <w:pPr/>
-      <w:r>
-        <w:rPr>
-          <w:lang w:val="sw_KE" w:bidi="sw_KE"/>
-        </w:rPr>
       </w:r>
       <w:r>
         <w:rPr>

--- a/swh/docx/43.content.docx
+++ b/swh/docx/43.content.docx
@@ -13507,7 +13507,60 @@
         <w:rPr>
           <w:lang w:val="sw_KE" w:bidi="sw_KE"/>
         </w:rPr>
-        <w:t>). Kwa kuwa "mwili na damu" ilikuwa nahau ya Kiyahudi kwa mtu mzima, Yesu huenda alikuwa akiwaita watu kuula mwili wake kikamilifu kwa kumwamini kabisa. Baadhi ya mapokeo ya Kikristo yanaona mkate kama mwili halisi wa Kristo uliovunjwa kwa ajili yetu na divai kama damu yake halisi iliyomwagika kwa ajili yetu. Wengine huchukua maana hiyo kwa njia ya kiroho tu. Vyovyote vile, kupokea ushirika kunamaanisha si chini ya kukumbatia dhabihu ya Yesu inayotoa uhai.</w:t>
+        <w:t xml:space="preserve">). Kwa kuwa "mwili na damu" ilikuwa nahau ya Kiyahudi kwa mtu mzima, Yesu huenda alikuwa akiwaita watu kuula mwili wake kikamilifu kwa kumwamini kabisa. </w:t>
+      </w:r>
+    </w:p>
+    <w:p>
+      <w:pPr/>
+      <w:r>
+        <w:rPr>
+          <w:lang w:val="sw_KE" w:bidi="sw_KE"/>
+        </w:rPr>
+      </w:r>
+      <w:r>
+        <w:rPr>
+          <w:lang w:val="sw_KE" w:bidi="sw_KE"/>
+        </w:rPr>
+        <w:t>Tangu Matengenezo, kumekuwa na tafsiri tatu kuu za kauli za Yesu kuhusu mkate na divai: (1) kwamba mkate na divai hubadilika kuwa mwili na damu halisi ya Yesu Kristo (</w:t>
+      </w:r>
+      <w:r>
+        <w:rPr>
+          <w:i/>
+          <w:lang w:val="sw_KE" w:bidi="sw_KE"/>
+        </w:rPr>
+        <w:t>mabadiliko ya mwili</w:t>
+      </w:r>
+      <w:r>
+        <w:rPr>
+          <w:lang w:val="sw_KE" w:bidi="sw_KE"/>
+        </w:rPr>
+        <w:t>); (2) “Kwamba Kristo anaeleweka kuwa yupo kweli katika sakramenti kwa namna ya fumbo lakini halisi, iliyo juu ya uelewa wa kibinadamu (uwepo wa kweli).”au "ndani, pamoja, na chini" ya mkate na divai (</w:t>
+      </w:r>
+      <w:r>
+        <w:rPr>
+          <w:i/>
+          <w:lang w:val="sw_KE" w:bidi="sw_KE"/>
+        </w:rPr>
+        <w:t>uthibitisho</w:t>
+      </w:r>
+      <w:r>
+        <w:rPr>
+          <w:lang w:val="sw_KE" w:bidi="sw_KE"/>
+        </w:rPr>
+        <w:t>); (3) kwamba mkate na divai vinaashiria mwili na damu ya Kristo, vikimfaidi mpokeaji kupitia Roho kwa imani (</w:t>
+      </w:r>
+      <w:r>
+        <w:rPr>
+          <w:i/>
+          <w:lang w:val="sw_KE" w:bidi="sw_KE"/>
+        </w:rPr>
+        <w:t>ishara</w:t>
+      </w:r>
+      <w:r>
+        <w:rPr>
+          <w:lang w:val="sw_KE" w:bidi="sw_KE"/>
+        </w:rPr>
+        <w:t>).</w:t>
       </w:r>
       <w:r>
         <w:rPr>

--- a/swh/docx/43.content.docx
+++ b/swh/docx/43.content.docx
@@ -19,7 +19,7 @@
         <w:rPr>
           <w:lang w:val="sw_KE" w:bidi="sw_KE"/>
         </w:rPr>
-        <w:t>Resource: Tyndale Open Study Notes</w:t>
+        <w:t>Resource: Aquifer Open Study Notes</w:t>
       </w:r>
       <w:r>
         <w:rPr>
@@ -112,7 +112,7 @@
         <w:rPr>
           <w:lang w:val="sw_KE" w:bidi="sw_KE"/>
         </w:rPr>
-        <w:t>Tyndale Open Study Notes</w:t>
+        <w:t>Aquifer Open Study Notes</w:t>
       </w:r>
     </w:p>
     <w:p>
